--- a/KUT_DOCS_WORKING/issued/KUT_Document_Control_Standard.docx
+++ b/KUT_DOCS_WORKING/issued/KUT_Document_Control_Standard.docx
@@ -4777,7 +4777,7 @@
           <w:b w:val="0"/>
           <w:i w:val="0"/>
         </w:rPr>
-        <w:t>Interiors is carried under A, and lighting under E. Cost information is issued under Z with the quantity surveyor as originator.</w:t>
+        <w:t>The role is the discipline of the organisation that produced the container. Interiors issue under I, lighting under E, cost information under Q, and fire protection and low voltage specialists under Y.</w:t>
       </w:r>
     </w:p>
     <w:tbl>
@@ -4919,7 +4919,625 @@
                 <w:b w:val="0"/>
                 <w:sz w:val="19"/>
               </w:rPr>
-              <w:t>The role field of a container name and the discipline code carried on an element are separate. Container roles include Z for federated and multi-discipline containers; element discipline codes are limited to the eight above and are validated on every element. A container produced by one organisation for two disciplines takes one originator code and two role codes.</w:t>
+              <w:t>The role field of a container name and the discipline code carried on an element are separate fields with separate code lists. Container roles include Z for federated and multi-discipline containers; element discipline codes are the list below and are validated on every element. A container has one role, its originator's, whatever disciplines its elements carry.</w:t>
+            </w:r>
+          </w:p>
+        </w:tc>
+      </w:tr>
+    </w:tbl>
+    <w:p>
+      <w:pPr>
+        <w:spacing w:after="40"/>
+      </w:pPr>
+    </w:p>
+    <w:tbl>
+      <w:tblPr>
+        <w:tblStyle w:val="TableGrid"/>
+        <w:tblW w:type="auto" w:w="0"/>
+        <w:jc w:val="left"/>
+        <w:tblLook w:firstColumn="1" w:firstRow="1" w:lastColumn="0" w:lastRow="0" w:noHBand="0" w:noVBand="1" w:val="04A0"/>
+      </w:tblPr>
+      <w:tblGrid>
+        <w:gridCol w:w="3137"/>
+        <w:gridCol w:w="3137"/>
+        <w:gridCol w:w="3137"/>
+      </w:tblGrid>
+      <w:tr>
+        <w:trPr>
+          <w:tblHeader/>
+        </w:trPr>
+        <w:tc>
+          <w:tcPr>
+            <w:tcW w:type="dxa" w:w="1814"/>
+            <w:shd w:val="clear" w:fill="E8EDF3"/>
+          </w:tcPr>
+          <w:p>
+            <w:r/>
+            <w:r>
+              <w:rPr>
+                <w:b/>
+                <w:color w:val="1F3654"/>
+                <w:sz w:val="17"/>
+              </w:rPr>
+              <w:t>Element discipline</w:t>
+            </w:r>
+          </w:p>
+        </w:tc>
+        <w:tc>
+          <w:tcPr>
+            <w:tcW w:type="dxa" w:w="5102"/>
+            <w:shd w:val="clear" w:fill="E8EDF3"/>
+          </w:tcPr>
+          <w:p>
+            <w:r/>
+            <w:r>
+              <w:rPr>
+                <w:b/>
+                <w:color w:val="1F3654"/>
+                <w:sz w:val="17"/>
+              </w:rPr>
+              <w:t>Meaning</w:t>
+            </w:r>
+          </w:p>
+        </w:tc>
+        <w:tc>
+          <w:tcPr>
+            <w:tcW w:type="dxa" w:w="2494"/>
+            <w:shd w:val="clear" w:fill="E8EDF3"/>
+          </w:tcPr>
+          <w:p>
+            <w:r/>
+            <w:r>
+              <w:rPr>
+                <w:b/>
+                <w:color w:val="1F3654"/>
+                <w:sz w:val="17"/>
+              </w:rPr>
+              <w:t>Normally issued under role</w:t>
+            </w:r>
+          </w:p>
+        </w:tc>
+      </w:tr>
+      <w:tr>
+        <w:tc>
+          <w:tcPr>
+            <w:tcW w:type="dxa" w:w="1814"/>
+          </w:tcPr>
+          <w:p>
+            <w:pPr>
+              <w:spacing w:after="40"/>
+            </w:pPr>
+            <w:r>
+              <w:rPr>
+                <w:sz w:val="17"/>
+              </w:rPr>
+            </w:r>
+            <w:r>
+              <w:rPr>
+                <w:b w:val="0"/>
+                <w:sz w:val="17"/>
+              </w:rPr>
+              <w:t>A</w:t>
+            </w:r>
+          </w:p>
+        </w:tc>
+        <w:tc>
+          <w:tcPr>
+            <w:tcW w:type="dxa" w:w="5102"/>
+          </w:tcPr>
+          <w:p>
+            <w:pPr>
+              <w:spacing w:after="40"/>
+            </w:pPr>
+            <w:r>
+              <w:rPr>
+                <w:sz w:val="17"/>
+              </w:rPr>
+            </w:r>
+            <w:r>
+              <w:rPr>
+                <w:b w:val="0"/>
+                <w:sz w:val="17"/>
+              </w:rPr>
+              <w:t>Architecture -- including interiors, FF&amp;E and finishes</w:t>
+            </w:r>
+          </w:p>
+        </w:tc>
+        <w:tc>
+          <w:tcPr>
+            <w:tcW w:type="dxa" w:w="2494"/>
+          </w:tcPr>
+          <w:p>
+            <w:pPr>
+              <w:spacing w:after="40"/>
+            </w:pPr>
+            <w:r>
+              <w:rPr>
+                <w:sz w:val="17"/>
+              </w:rPr>
+            </w:r>
+            <w:r>
+              <w:rPr>
+                <w:b w:val="0"/>
+                <w:sz w:val="17"/>
+              </w:rPr>
+              <w:t>A</w:t>
+            </w:r>
+          </w:p>
+        </w:tc>
+      </w:tr>
+      <w:tr>
+        <w:tc>
+          <w:tcPr>
+            <w:tcW w:type="dxa" w:w="1814"/>
+          </w:tcPr>
+          <w:p>
+            <w:pPr>
+              <w:spacing w:after="40"/>
+            </w:pPr>
+            <w:r>
+              <w:rPr>
+                <w:sz w:val="17"/>
+              </w:rPr>
+            </w:r>
+            <w:r>
+              <w:rPr>
+                <w:b w:val="0"/>
+                <w:sz w:val="17"/>
+              </w:rPr>
+              <w:t>S</w:t>
+            </w:r>
+          </w:p>
+        </w:tc>
+        <w:tc>
+          <w:tcPr>
+            <w:tcW w:type="dxa" w:w="5102"/>
+          </w:tcPr>
+          <w:p>
+            <w:pPr>
+              <w:spacing w:after="40"/>
+            </w:pPr>
+            <w:r>
+              <w:rPr>
+                <w:sz w:val="17"/>
+              </w:rPr>
+            </w:r>
+            <w:r>
+              <w:rPr>
+                <w:b w:val="0"/>
+                <w:sz w:val="17"/>
+              </w:rPr>
+              <w:t>Structure</w:t>
+            </w:r>
+          </w:p>
+        </w:tc>
+        <w:tc>
+          <w:tcPr>
+            <w:tcW w:type="dxa" w:w="2494"/>
+          </w:tcPr>
+          <w:p>
+            <w:pPr>
+              <w:spacing w:after="40"/>
+            </w:pPr>
+            <w:r>
+              <w:rPr>
+                <w:sz w:val="17"/>
+              </w:rPr>
+            </w:r>
+            <w:r>
+              <w:rPr>
+                <w:b w:val="0"/>
+                <w:sz w:val="17"/>
+              </w:rPr>
+              <w:t>S</w:t>
+            </w:r>
+          </w:p>
+        </w:tc>
+      </w:tr>
+      <w:tr>
+        <w:tc>
+          <w:tcPr>
+            <w:tcW w:type="dxa" w:w="1814"/>
+          </w:tcPr>
+          <w:p>
+            <w:pPr>
+              <w:spacing w:after="40"/>
+            </w:pPr>
+            <w:r>
+              <w:rPr>
+                <w:sz w:val="17"/>
+              </w:rPr>
+            </w:r>
+            <w:r>
+              <w:rPr>
+                <w:b w:val="0"/>
+                <w:sz w:val="17"/>
+              </w:rPr>
+              <w:t>M</w:t>
+            </w:r>
+          </w:p>
+        </w:tc>
+        <w:tc>
+          <w:tcPr>
+            <w:tcW w:type="dxa" w:w="5102"/>
+          </w:tcPr>
+          <w:p>
+            <w:pPr>
+              <w:spacing w:after="40"/>
+            </w:pPr>
+            <w:r>
+              <w:rPr>
+                <w:sz w:val="17"/>
+              </w:rPr>
+            </w:r>
+            <w:r>
+              <w:rPr>
+                <w:b w:val="0"/>
+                <w:sz w:val="17"/>
+              </w:rPr>
+              <w:t>Mechanical -- including heating, cooling and ventilation pipework</w:t>
+            </w:r>
+          </w:p>
+        </w:tc>
+        <w:tc>
+          <w:tcPr>
+            <w:tcW w:type="dxa" w:w="2494"/>
+          </w:tcPr>
+          <w:p>
+            <w:pPr>
+              <w:spacing w:after="40"/>
+            </w:pPr>
+            <w:r>
+              <w:rPr>
+                <w:sz w:val="17"/>
+              </w:rPr>
+            </w:r>
+            <w:r>
+              <w:rPr>
+                <w:b w:val="0"/>
+                <w:sz w:val="17"/>
+              </w:rPr>
+              <w:t>M</w:t>
+            </w:r>
+          </w:p>
+        </w:tc>
+      </w:tr>
+      <w:tr>
+        <w:tc>
+          <w:tcPr>
+            <w:tcW w:type="dxa" w:w="1814"/>
+          </w:tcPr>
+          <w:p>
+            <w:pPr>
+              <w:spacing w:after="40"/>
+            </w:pPr>
+            <w:r>
+              <w:rPr>
+                <w:sz w:val="17"/>
+              </w:rPr>
+            </w:r>
+            <w:r>
+              <w:rPr>
+                <w:b w:val="0"/>
+                <w:sz w:val="17"/>
+              </w:rPr>
+              <w:t>E</w:t>
+            </w:r>
+          </w:p>
+        </w:tc>
+        <w:tc>
+          <w:tcPr>
+            <w:tcW w:type="dxa" w:w="5102"/>
+          </w:tcPr>
+          <w:p>
+            <w:pPr>
+              <w:spacing w:after="40"/>
+            </w:pPr>
+            <w:r>
+              <w:rPr>
+                <w:sz w:val="17"/>
+              </w:rPr>
+            </w:r>
+            <w:r>
+              <w:rPr>
+                <w:b w:val="0"/>
+                <w:sz w:val="17"/>
+              </w:rPr>
+              <w:t>Electrical -- power and lighting</w:t>
+            </w:r>
+          </w:p>
+        </w:tc>
+        <w:tc>
+          <w:tcPr>
+            <w:tcW w:type="dxa" w:w="2494"/>
+          </w:tcPr>
+          <w:p>
+            <w:pPr>
+              <w:spacing w:after="40"/>
+            </w:pPr>
+            <w:r>
+              <w:rPr>
+                <w:sz w:val="17"/>
+              </w:rPr>
+            </w:r>
+            <w:r>
+              <w:rPr>
+                <w:b w:val="0"/>
+                <w:sz w:val="17"/>
+              </w:rPr>
+              <w:t>E</w:t>
+            </w:r>
+          </w:p>
+        </w:tc>
+      </w:tr>
+      <w:tr>
+        <w:tc>
+          <w:tcPr>
+            <w:tcW w:type="dxa" w:w="1814"/>
+          </w:tcPr>
+          <w:p>
+            <w:pPr>
+              <w:spacing w:after="40"/>
+            </w:pPr>
+            <w:r>
+              <w:rPr>
+                <w:sz w:val="17"/>
+              </w:rPr>
+            </w:r>
+            <w:r>
+              <w:rPr>
+                <w:b w:val="0"/>
+                <w:sz w:val="17"/>
+              </w:rPr>
+              <w:t>P</w:t>
+            </w:r>
+          </w:p>
+        </w:tc>
+        <w:tc>
+          <w:tcPr>
+            <w:tcW w:type="dxa" w:w="5102"/>
+          </w:tcPr>
+          <w:p>
+            <w:pPr>
+              <w:spacing w:after="40"/>
+            </w:pPr>
+            <w:r>
+              <w:rPr>
+                <w:sz w:val="17"/>
+              </w:rPr>
+            </w:r>
+            <w:r>
+              <w:rPr>
+                <w:b w:val="0"/>
+                <w:sz w:val="17"/>
+              </w:rPr>
+              <w:t>Public health -- plumbing, drainage and gas</w:t>
+            </w:r>
+          </w:p>
+        </w:tc>
+        <w:tc>
+          <w:tcPr>
+            <w:tcW w:type="dxa" w:w="2494"/>
+          </w:tcPr>
+          <w:p>
+            <w:pPr>
+              <w:spacing w:after="40"/>
+            </w:pPr>
+            <w:r>
+              <w:rPr>
+                <w:sz w:val="17"/>
+              </w:rPr>
+            </w:r>
+            <w:r>
+              <w:rPr>
+                <w:b w:val="0"/>
+                <w:sz w:val="17"/>
+              </w:rPr>
+              <w:t>P</w:t>
+            </w:r>
+          </w:p>
+        </w:tc>
+      </w:tr>
+      <w:tr>
+        <w:tc>
+          <w:tcPr>
+            <w:tcW w:type="dxa" w:w="1814"/>
+          </w:tcPr>
+          <w:p>
+            <w:pPr>
+              <w:spacing w:after="40"/>
+            </w:pPr>
+            <w:r>
+              <w:rPr>
+                <w:sz w:val="17"/>
+              </w:rPr>
+            </w:r>
+            <w:r>
+              <w:rPr>
+                <w:b w:val="0"/>
+                <w:sz w:val="17"/>
+              </w:rPr>
+              <w:t>FP</w:t>
+            </w:r>
+          </w:p>
+        </w:tc>
+        <w:tc>
+          <w:tcPr>
+            <w:tcW w:type="dxa" w:w="5102"/>
+          </w:tcPr>
+          <w:p>
+            <w:pPr>
+              <w:spacing w:after="40"/>
+            </w:pPr>
+            <w:r>
+              <w:rPr>
+                <w:sz w:val="17"/>
+              </w:rPr>
+            </w:r>
+            <w:r>
+              <w:rPr>
+                <w:b w:val="0"/>
+                <w:sz w:val="17"/>
+              </w:rPr>
+              <w:t>Fire protection -- sprinklers, suppression and fire alarm devices</w:t>
+            </w:r>
+          </w:p>
+        </w:tc>
+        <w:tc>
+          <w:tcPr>
+            <w:tcW w:type="dxa" w:w="2494"/>
+          </w:tcPr>
+          <w:p>
+            <w:pPr>
+              <w:spacing w:after="40"/>
+            </w:pPr>
+            <w:r>
+              <w:rPr>
+                <w:sz w:val="17"/>
+              </w:rPr>
+            </w:r>
+            <w:r>
+              <w:rPr>
+                <w:b w:val="0"/>
+                <w:sz w:val="17"/>
+              </w:rPr>
+              <w:t>Y</w:t>
+            </w:r>
+          </w:p>
+        </w:tc>
+      </w:tr>
+      <w:tr>
+        <w:tc>
+          <w:tcPr>
+            <w:tcW w:type="dxa" w:w="1814"/>
+          </w:tcPr>
+          <w:p>
+            <w:pPr>
+              <w:spacing w:after="40"/>
+            </w:pPr>
+            <w:r>
+              <w:rPr>
+                <w:sz w:val="17"/>
+              </w:rPr>
+            </w:r>
+            <w:r>
+              <w:rPr>
+                <w:b w:val="0"/>
+                <w:sz w:val="17"/>
+              </w:rPr>
+              <w:t>LV</w:t>
+            </w:r>
+          </w:p>
+        </w:tc>
+        <w:tc>
+          <w:tcPr>
+            <w:tcW w:type="dxa" w:w="5102"/>
+          </w:tcPr>
+          <w:p>
+            <w:pPr>
+              <w:spacing w:after="40"/>
+            </w:pPr>
+            <w:r>
+              <w:rPr>
+                <w:sz w:val="17"/>
+              </w:rPr>
+            </w:r>
+            <w:r>
+              <w:rPr>
+                <w:b w:val="0"/>
+                <w:sz w:val="17"/>
+              </w:rPr>
+              <w:t>Low voltage -- data, communications, security and audio-visual</w:t>
+            </w:r>
+          </w:p>
+        </w:tc>
+        <w:tc>
+          <w:tcPr>
+            <w:tcW w:type="dxa" w:w="2494"/>
+          </w:tcPr>
+          <w:p>
+            <w:pPr>
+              <w:spacing w:after="40"/>
+            </w:pPr>
+            <w:r>
+              <w:rPr>
+                <w:sz w:val="17"/>
+              </w:rPr>
+            </w:r>
+            <w:r>
+              <w:rPr>
+                <w:b w:val="0"/>
+                <w:sz w:val="17"/>
+              </w:rPr>
+              <w:t>Y</w:t>
+            </w:r>
+          </w:p>
+        </w:tc>
+      </w:tr>
+      <w:tr>
+        <w:tc>
+          <w:tcPr>
+            <w:tcW w:type="dxa" w:w="1814"/>
+          </w:tcPr>
+          <w:p>
+            <w:pPr>
+              <w:spacing w:after="40"/>
+            </w:pPr>
+            <w:r>
+              <w:rPr>
+                <w:sz w:val="17"/>
+              </w:rPr>
+            </w:r>
+            <w:r>
+              <w:rPr>
+                <w:b w:val="0"/>
+                <w:sz w:val="17"/>
+              </w:rPr>
+              <w:t>G</w:t>
+            </w:r>
+          </w:p>
+        </w:tc>
+        <w:tc>
+          <w:tcPr>
+            <w:tcW w:type="dxa" w:w="5102"/>
+          </w:tcPr>
+          <w:p>
+            <w:pPr>
+              <w:spacing w:after="40"/>
+            </w:pPr>
+            <w:r>
+              <w:rPr>
+                <w:sz w:val="17"/>
+              </w:rPr>
+            </w:r>
+            <w:r>
+              <w:rPr>
+                <w:b w:val="0"/>
+                <w:sz w:val="17"/>
+              </w:rPr>
+              <w:t>General -- generic models, specialty equipment and model groups</w:t>
+            </w:r>
+          </w:p>
+        </w:tc>
+        <w:tc>
+          <w:tcPr>
+            <w:tcW w:type="dxa" w:w="2494"/>
+          </w:tcPr>
+          <w:p>
+            <w:pPr>
+              <w:spacing w:after="40"/>
+            </w:pPr>
+            <w:r>
+              <w:rPr>
+                <w:sz w:val="17"/>
+              </w:rPr>
+            </w:r>
+            <w:r>
+              <w:rPr>
+                <w:b w:val="0"/>
+                <w:sz w:val="17"/>
+              </w:rPr>
+              <w:t>The role of whichever model it is in</w:t>
             </w:r>
           </w:p>
         </w:tc>

--- a/KUT_DOCS_WORKING/issued/KUT_Document_Control_Standard.docx
+++ b/KUT_DOCS_WORKING/issued/KUT_Document_Control_Standard.docx
@@ -5940,7 +5940,7 @@
                 <w:b w:val="0"/>
                 <w:sz w:val="17"/>
               </w:rPr>
-              <w:t>Schedules</w:t>
+              <w:t>Schedules and diagrams</w:t>
             </w:r>
           </w:p>
         </w:tc>
@@ -5986,7 +5986,7 @@
                 <w:b w:val="0"/>
                 <w:sz w:val="17"/>
               </w:rPr>
-              <w:t>Diagrams and schematics — single line, riser, system</w:t>
+              <w:t>User-defined: schematics — single line, riser, system</w:t>
             </w:r>
           </w:p>
         </w:tc>
@@ -6032,7 +6032,7 @@
                 <w:b w:val="0"/>
                 <w:sz w:val="17"/>
               </w:rPr>
-              <w:t>Three-dimensional views and presentation</w:t>
+              <w:t>User-defined: reserved — coordination, sketches, mark-ups</w:t>
             </w:r>
           </w:p>
         </w:tc>
@@ -6078,7 +6078,7 @@
                 <w:b w:val="0"/>
                 <w:sz w:val="17"/>
               </w:rPr>
-              <w:t>Reserved</w:t>
+              <w:t>Three-dimensional views — isometrics, axonometrics, perspectives, presentation</w:t>
             </w:r>
           </w:p>
         </w:tc>
